--- a/lab_11/report/Отчет_ЛР_11.docx
+++ b/lab_11/report/Отчет_ЛР_11.docx
@@ -81,10 +81,10 @@
           <w:rFonts w:ascii="Times New Roman" w:hAnsi="Times New Roman" w:cs="Times New Roman"/>
           <w:b w:val="0"/>
           <w:i w:val="0"/>
-          <w:color w:val="C00000"/>
+          <w:color w:val="000000"/>
           <w:sz w:val="28"/>
         </w:rPr>
-        <w:t>[Кафедра]</w:t>
+        <w:t>Кафедра ИИТ</w:t>
       </w:r>
     </w:p>
     <w:p>
@@ -152,7 +152,7 @@
           <w:color w:val="000000"/>
           <w:sz w:val="28"/>
         </w:rPr>
-        <w:t>по дисциплине «[Название дисциплины]»</w:t>
+        <w:t>по дисциплине «Проектирование защищенных интеллектуальных информационных систем»</w:t>
       </w:r>
     </w:p>
     <w:p>
@@ -176,10 +176,10 @@
           <w:rFonts w:ascii="Times New Roman" w:hAnsi="Times New Roman" w:cs="Times New Roman"/>
           <w:b w:val="0"/>
           <w:i w:val="0"/>
-          <w:color w:val="C00000"/>
+          <w:color w:val="000000"/>
           <w:sz w:val="28"/>
         </w:rPr>
-        <w:t>[Номер группы]</w:t>
+        <w:t>321703</w:t>
       </w:r>
     </w:p>
     <w:p>
@@ -193,10 +193,10 @@
           <w:rFonts w:ascii="Times New Roman" w:hAnsi="Times New Roman" w:cs="Times New Roman"/>
           <w:b w:val="0"/>
           <w:i w:val="0"/>
-          <w:color w:val="C00000"/>
+          <w:color w:val="000000"/>
           <w:sz w:val="28"/>
         </w:rPr>
-        <w:t>[Фамилия И. О.]</w:t>
+        <w:t>Романчук Иван Михайлович</w:t>
       </w:r>
     </w:p>
     <w:p>
@@ -220,10 +220,10 @@
           <w:rFonts w:ascii="Times New Roman" w:hAnsi="Times New Roman" w:cs="Times New Roman"/>
           <w:b w:val="0"/>
           <w:i w:val="0"/>
-          <w:color w:val="C00000"/>
+          <w:color w:val="000000"/>
           <w:sz w:val="28"/>
         </w:rPr>
-        <w:t>[Фамилия И. О. преподавателя]</w:t>
+        <w:t>Захаров Владимир Владимирович</w:t>
       </w:r>
     </w:p>
     <w:p>
